--- a/0-all/1-2025-2026/2-second-semester/2-G-2/6-week-6/5-Quiz/Computer Midterm Exam G2.docx
+++ b/0-all/1-2025-2026/2-second-semester/2-G-2/6-week-6/5-Quiz/Computer Midterm Exam G2.docx
@@ -306,7 +306,27 @@
                 <w:bCs/>
                 <w:color w:val="A6A6A6" w:themeColor="background1" w:themeShade="A6"/>
               </w:rPr>
-              <w:t>……/………/..………</w:t>
+              <w:t>……/………</w:t>
+            </w:r>
+            <w:proofErr w:type="gramStart"/>
+            <w:r>
+              <w:rPr>
+                <w:rFonts w:cs="AL-Mohanad"/>
+                <w:b/>
+                <w:bCs/>
+                <w:color w:val="A6A6A6" w:themeColor="background1" w:themeShade="A6"/>
+              </w:rPr>
+              <w:t>/..</w:t>
+            </w:r>
+            <w:proofErr w:type="gramEnd"/>
+            <w:r>
+              <w:rPr>
+                <w:rFonts w:cs="AL-Mohanad"/>
+                <w:b/>
+                <w:bCs/>
+                <w:color w:val="A6A6A6" w:themeColor="background1" w:themeShade="A6"/>
+              </w:rPr>
+              <w:t>………</w:t>
             </w:r>
           </w:p>
           <w:p>
@@ -363,7 +383,7 @@
               <w:spacing w:line="276" w:lineRule="auto"/>
               <w:jc w:val="right"/>
               <w:rPr>
-                <w:rFonts w:cs="AL-Mohanad" w:hint="cs"/>
+                <w:rFonts w:cs="AL-Mohanad"/>
                 <w:b/>
                 <w:bCs/>
                 <w:lang w:bidi="ar-EG"/>
@@ -375,7 +395,7 @@
               <w:spacing w:line="276" w:lineRule="auto"/>
               <w:jc w:val="right"/>
               <w:rPr>
-                <w:rFonts w:cs="AL-Mohanad" w:hint="cs"/>
+                <w:rFonts w:cs="AL-Mohanad"/>
                 <w:b/>
                 <w:bCs/>
                 <w:color w:val="000000" w:themeColor="text1"/>
@@ -626,6 +646,7 @@
               </w:rPr>
               <w:t xml:space="preserve">             Mid Term exam    2</w:t>
             </w:r>
+            <w:proofErr w:type="gramStart"/>
             <w:r>
               <w:rPr>
                 <w:rFonts w:cs="AL-Mohanad"/>
@@ -655,7 +676,18 @@
                 <w:sz w:val="32"/>
                 <w:szCs w:val="34"/>
               </w:rPr>
-              <w:t xml:space="preserve"> Semester          2</w:t>
+              <w:t xml:space="preserve"> Semester</w:t>
+            </w:r>
+            <w:proofErr w:type="gramEnd"/>
+            <w:r>
+              <w:rPr>
+                <w:rFonts w:cs="AL-Mohanad"/>
+                <w:b/>
+                <w:bCs/>
+                <w:sz w:val="32"/>
+                <w:szCs w:val="34"/>
+              </w:rPr>
+              <w:t xml:space="preserve">          2</w:t>
             </w:r>
             <w:r>
               <w:rPr>
@@ -1594,19 +1626,92 @@
                 <w:sz w:val="36"/>
                 <w:szCs w:val="36"/>
               </w:rPr>
+              <mc:AlternateContent>
+                <mc:Choice Requires="wps">
+                  <w:drawing>
+                    <wp:anchor distT="0" distB="0" distL="114300" distR="114300" simplePos="0" relativeHeight="251669504" behindDoc="0" locked="0" layoutInCell="1" allowOverlap="1" wp14:anchorId="70E2A277" wp14:editId="0368355F">
+                      <wp:simplePos x="0" y="0"/>
+                      <wp:positionH relativeFrom="column">
+                        <wp:posOffset>2452369</wp:posOffset>
+                      </wp:positionH>
+                      <wp:positionV relativeFrom="paragraph">
+                        <wp:posOffset>974090</wp:posOffset>
+                      </wp:positionV>
+                      <wp:extent cx="1190625" cy="0"/>
+                      <wp:effectExtent l="0" t="76200" r="9525" b="95250"/>
+                      <wp:wrapNone/>
+                      <wp:docPr id="1274403334" name="Straight Arrow Connector 4"/>
+                      <wp:cNvGraphicFramePr/>
+                      <a:graphic xmlns:a="http://schemas.openxmlformats.org/drawingml/2006/main">
+                        <a:graphicData uri="http://schemas.microsoft.com/office/word/2010/wordprocessingShape">
+                          <wps:wsp>
+                            <wps:cNvCnPr/>
+                            <wps:spPr>
+                              <a:xfrm>
+                                <a:off x="0" y="0"/>
+                                <a:ext cx="1190625" cy="0"/>
+                              </a:xfrm>
+                              <a:prstGeom prst="straightConnector1">
+                                <a:avLst/>
+                              </a:prstGeom>
+                              <a:ln>
+                                <a:tailEnd type="triangle"/>
+                              </a:ln>
+                            </wps:spPr>
+                            <wps:style>
+                              <a:lnRef idx="3">
+                                <a:schemeClr val="dk1"/>
+                              </a:lnRef>
+                              <a:fillRef idx="0">
+                                <a:schemeClr val="dk1"/>
+                              </a:fillRef>
+                              <a:effectRef idx="2">
+                                <a:schemeClr val="dk1"/>
+                              </a:effectRef>
+                              <a:fontRef idx="minor">
+                                <a:schemeClr val="tx1"/>
+                              </a:fontRef>
+                            </wps:style>
+                            <wps:bodyPr/>
+                          </wps:wsp>
+                        </a:graphicData>
+                      </a:graphic>
+                    </wp:anchor>
+                  </w:drawing>
+                </mc:Choice>
+                <mc:Fallback>
+                  <w:pict>
+                    <v:shapetype w14:anchorId="200BADB3" id="_x0000_t32" coordsize="21600,21600" o:spt="32" o:oned="t" path="m,l21600,21600e" filled="f">
+                      <v:path arrowok="t" fillok="f" o:connecttype="none"/>
+                      <o:lock v:ext="edit" shapetype="t"/>
+                    </v:shapetype>
+                    <v:shape id="Straight Arrow Connector 4" o:spid="_x0000_s1026" type="#_x0000_t32" style="position:absolute;margin-left:193.1pt;margin-top:76.7pt;width:93.75pt;height:0;z-index:251669504;visibility:visible;mso-wrap-style:square;mso-wrap-distance-left:9pt;mso-wrap-distance-top:0;mso-wrap-distance-right:9pt;mso-wrap-distance-bottom:0;mso-position-horizontal:absolute;mso-position-horizontal-relative:text;mso-position-vertical:absolute;mso-position-vertical-relative:text" o:gfxdata="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" strokecolor="black [3200]" strokeweight="1.5pt">
+                      <v:stroke endarrow="block" joinstyle="miter"/>
+                    </v:shape>
+                  </w:pict>
+                </mc:Fallback>
+              </mc:AlternateContent>
+            </w:r>
+            <w:r>
+              <w:rPr>
+                <w:rFonts w:ascii="Lucida Bright" w:hAnsi="Lucida Bright"/>
+                <w:noProof/>
+                <w:sz w:val="36"/>
+                <w:szCs w:val="36"/>
+              </w:rPr>
               <w:drawing>
-                <wp:anchor distT="0" distB="0" distL="114300" distR="114300" simplePos="0" relativeHeight="251665408" behindDoc="0" locked="0" layoutInCell="1" allowOverlap="1" wp14:anchorId="4034B235" wp14:editId="53320F98">
+                <wp:anchor distT="0" distB="0" distL="114300" distR="114300" simplePos="0" relativeHeight="251664384" behindDoc="0" locked="0" layoutInCell="1" allowOverlap="1" wp14:anchorId="5C2F4369" wp14:editId="49476EB1">
                   <wp:simplePos x="0" y="0"/>
                   <wp:positionH relativeFrom="column">
-                    <wp:posOffset>887730</wp:posOffset>
+                    <wp:posOffset>608330</wp:posOffset>
                   </wp:positionH>
                   <wp:positionV relativeFrom="paragraph">
-                    <wp:posOffset>92075</wp:posOffset>
+                    <wp:posOffset>209550</wp:posOffset>
                   </wp:positionV>
-                  <wp:extent cx="1318456" cy="1590040"/>
-                  <wp:effectExtent l="0" t="0" r="0" b="0"/>
-                  <wp:wrapNone/>
-                  <wp:docPr id="1357649645" name="Picture 10"/>
+                  <wp:extent cx="1877695" cy="1456055"/>
+                  <wp:effectExtent l="0" t="0" r="8255" b="0"/>
+                  <wp:wrapTopAndBottom/>
+                  <wp:docPr id="1714195526" name="Picture 9"/>
                   <wp:cNvGraphicFramePr>
                     <a:graphicFrameLocks xmlns:a="http://schemas.openxmlformats.org/drawingml/2006/main" noChangeAspect="1"/>
                   </wp:cNvGraphicFramePr>
@@ -1614,7 +1719,7 @@
                     <a:graphicData uri="http://schemas.openxmlformats.org/drawingml/2006/picture">
                       <pic:pic xmlns:pic="http://schemas.openxmlformats.org/drawingml/2006/picture">
                         <pic:nvPicPr>
-                          <pic:cNvPr id="1357649645" name="Picture 10"/>
+                          <pic:cNvPr id="1714195526" name="Picture 9"/>
                           <pic:cNvPicPr>
                             <a:picLocks noChangeAspect="1" noChangeArrowheads="1"/>
                           </pic:cNvPicPr>
@@ -1634,7 +1739,7 @@
                         <pic:spPr bwMode="auto">
                           <a:xfrm>
                             <a:off x="0" y="0"/>
-                            <a:ext cx="1318456" cy="1590040"/>
+                            <a:ext cx="1877695" cy="1456055"/>
                           </a:xfrm>
                           <a:prstGeom prst="rect">
                             <a:avLst/>
@@ -1713,8 +1818,152 @@
                 <w:sz w:val="36"/>
                 <w:szCs w:val="36"/>
               </w:rPr>
+              <mc:AlternateContent>
+                <mc:Choice Requires="wps">
+                  <w:drawing>
+                    <wp:anchor distT="0" distB="0" distL="114300" distR="114300" simplePos="0" relativeHeight="251670528" behindDoc="0" locked="0" layoutInCell="1" allowOverlap="1" wp14:anchorId="598670CB" wp14:editId="16A9F5A3">
+                      <wp:simplePos x="0" y="0"/>
+                      <wp:positionH relativeFrom="column">
+                        <wp:posOffset>2585720</wp:posOffset>
+                      </wp:positionH>
+                      <wp:positionV relativeFrom="paragraph">
+                        <wp:posOffset>1480820</wp:posOffset>
+                      </wp:positionV>
+                      <wp:extent cx="1238250" cy="1419225"/>
+                      <wp:effectExtent l="0" t="0" r="76200" b="47625"/>
+                      <wp:wrapNone/>
+                      <wp:docPr id="1502602928" name="Straight Arrow Connector 5"/>
+                      <wp:cNvGraphicFramePr/>
+                      <a:graphic xmlns:a="http://schemas.openxmlformats.org/drawingml/2006/main">
+                        <a:graphicData uri="http://schemas.microsoft.com/office/word/2010/wordprocessingShape">
+                          <wps:wsp>
+                            <wps:cNvCnPr/>
+                            <wps:spPr>
+                              <a:xfrm>
+                                <a:off x="0" y="0"/>
+                                <a:ext cx="1238250" cy="1419225"/>
+                              </a:xfrm>
+                              <a:prstGeom prst="straightConnector1">
+                                <a:avLst/>
+                              </a:prstGeom>
+                              <a:ln>
+                                <a:tailEnd type="triangle"/>
+                              </a:ln>
+                            </wps:spPr>
+                            <wps:style>
+                              <a:lnRef idx="3">
+                                <a:schemeClr val="accent1"/>
+                              </a:lnRef>
+                              <a:fillRef idx="0">
+                                <a:schemeClr val="accent1"/>
+                              </a:fillRef>
+                              <a:effectRef idx="2">
+                                <a:schemeClr val="accent1"/>
+                              </a:effectRef>
+                              <a:fontRef idx="minor">
+                                <a:schemeClr val="tx1"/>
+                              </a:fontRef>
+                            </wps:style>
+                            <wps:bodyPr/>
+                          </wps:wsp>
+                        </a:graphicData>
+                      </a:graphic>
+                      <wp14:sizeRelH relativeFrom="margin">
+                        <wp14:pctWidth>0</wp14:pctWidth>
+                      </wp14:sizeRelH>
+                      <wp14:sizeRelV relativeFrom="margin">
+                        <wp14:pctHeight>0</wp14:pctHeight>
+                      </wp14:sizeRelV>
+                    </wp:anchor>
+                  </w:drawing>
+                </mc:Choice>
+                <mc:Fallback>
+                  <w:pict>
+                    <v:shape w14:anchorId="38F6A9D3" id="Straight Arrow Connector 5" o:spid="_x0000_s1026" type="#_x0000_t32" style="position:absolute;margin-left:203.6pt;margin-top:116.6pt;width:97.5pt;height:111.75pt;z-index:251670528;visibility:visible;mso-wrap-style:square;mso-width-percent:0;mso-height-percent:0;mso-wrap-distance-left:9pt;mso-wrap-distance-top:0;mso-wrap-distance-right:9pt;mso-wrap-distance-bottom:0;mso-position-horizontal:absolute;mso-position-horizontal-relative:text;mso-position-vertical:absolute;mso-position-vertical-relative:text;mso-width-percent:0;mso-height-percent:0;mso-width-relative:margin;mso-height-relative:margin" o:gfxdata="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" strokecolor="#5b9bd5 [3204]" strokeweight="1.5pt">
+                      <v:stroke endarrow="block" joinstyle="miter"/>
+                    </v:shape>
+                  </w:pict>
+                </mc:Fallback>
+              </mc:AlternateContent>
+            </w:r>
+            <w:r>
+              <w:rPr>
+                <w:rFonts w:ascii="Lucida Bright" w:hAnsi="Lucida Bright"/>
+                <w:noProof/>
+                <w:sz w:val="36"/>
+                <w:szCs w:val="36"/>
+              </w:rPr>
+              <mc:AlternateContent>
+                <mc:Choice Requires="wps">
+                  <w:drawing>
+                    <wp:anchor distT="0" distB="0" distL="114300" distR="114300" simplePos="0" relativeHeight="251671552" behindDoc="0" locked="0" layoutInCell="1" allowOverlap="1" wp14:anchorId="2A3F5081" wp14:editId="52557123">
+                      <wp:simplePos x="0" y="0"/>
+                      <wp:positionH relativeFrom="column">
+                        <wp:posOffset>2195194</wp:posOffset>
+                      </wp:positionH>
+                      <wp:positionV relativeFrom="paragraph">
+                        <wp:posOffset>1023620</wp:posOffset>
+                      </wp:positionV>
+                      <wp:extent cx="1990725" cy="1790700"/>
+                      <wp:effectExtent l="0" t="38100" r="47625" b="19050"/>
+                      <wp:wrapNone/>
+                      <wp:docPr id="807025613" name="Straight Arrow Connector 6"/>
+                      <wp:cNvGraphicFramePr/>
+                      <a:graphic xmlns:a="http://schemas.openxmlformats.org/drawingml/2006/main">
+                        <a:graphicData uri="http://schemas.microsoft.com/office/word/2010/wordprocessingShape">
+                          <wps:wsp>
+                            <wps:cNvCnPr/>
+                            <wps:spPr>
+                              <a:xfrm flipV="1">
+                                <a:off x="0" y="0"/>
+                                <a:ext cx="1990725" cy="1790700"/>
+                              </a:xfrm>
+                              <a:prstGeom prst="straightConnector1">
+                                <a:avLst/>
+                              </a:prstGeom>
+                              <a:ln>
+                                <a:tailEnd type="triangle"/>
+                              </a:ln>
+                            </wps:spPr>
+                            <wps:style>
+                              <a:lnRef idx="3">
+                                <a:schemeClr val="accent2"/>
+                              </a:lnRef>
+                              <a:fillRef idx="0">
+                                <a:schemeClr val="accent2"/>
+                              </a:fillRef>
+                              <a:effectRef idx="2">
+                                <a:schemeClr val="accent2"/>
+                              </a:effectRef>
+                              <a:fontRef idx="minor">
+                                <a:schemeClr val="tx1"/>
+                              </a:fontRef>
+                            </wps:style>
+                            <wps:bodyPr/>
+                          </wps:wsp>
+                        </a:graphicData>
+                      </a:graphic>
+                    </wp:anchor>
+                  </w:drawing>
+                </mc:Choice>
+                <mc:Fallback>
+                  <w:pict>
+                    <v:shape w14:anchorId="02D55508" id="Straight Arrow Connector 6" o:spid="_x0000_s1026" type="#_x0000_t32" style="position:absolute;margin-left:172.85pt;margin-top:80.6pt;width:156.75pt;height:141pt;flip:y;z-index:251671552;visibility:visible;mso-wrap-style:square;mso-wrap-distance-left:9pt;mso-wrap-distance-top:0;mso-wrap-distance-right:9pt;mso-wrap-distance-bottom:0;mso-position-horizontal:absolute;mso-position-horizontal-relative:text;mso-position-vertical:absolute;mso-position-vertical-relative:text" o:gfxdata="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" strokecolor="#ed7d31 [3205]" strokeweight="1.5pt">
+                      <v:stroke endarrow="block" joinstyle="miter"/>
+                    </v:shape>
+                  </w:pict>
+                </mc:Fallback>
+              </mc:AlternateContent>
+            </w:r>
+            <w:r>
+              <w:rPr>
+                <w:rFonts w:ascii="Lucida Bright" w:hAnsi="Lucida Bright"/>
+                <w:noProof/>
+                <w:sz w:val="36"/>
+                <w:szCs w:val="36"/>
+              </w:rPr>
               <w:drawing>
-                <wp:anchor distT="0" distB="0" distL="114300" distR="114300" simplePos="0" relativeHeight="251663360" behindDoc="0" locked="0" layoutInCell="1" allowOverlap="1" wp14:anchorId="24ACC0DC" wp14:editId="7BEDB7F9">
+                <wp:anchor distT="0" distB="0" distL="114300" distR="114300" simplePos="0" relativeHeight="251663360" behindDoc="0" locked="0" layoutInCell="1" allowOverlap="1" wp14:anchorId="24ACC0DC" wp14:editId="19A1BF16">
                   <wp:simplePos x="0" y="0"/>
                   <wp:positionH relativeFrom="column">
                     <wp:posOffset>-65405</wp:posOffset>
@@ -1818,7 +2067,7 @@
       </w:tr>
       <w:tr>
         <w:trPr>
-          <w:trHeight w:val="2506"/>
+          <w:trHeight w:val="2949"/>
         </w:trPr>
         <w:tc>
           <w:tcPr>
@@ -1842,18 +2091,18 @@
                 <w:szCs w:val="36"/>
               </w:rPr>
               <w:drawing>
-                <wp:anchor distT="0" distB="0" distL="114300" distR="114300" simplePos="0" relativeHeight="251664384" behindDoc="0" locked="0" layoutInCell="1" allowOverlap="1" wp14:anchorId="5C2F4369" wp14:editId="1C39E80A">
+                <wp:anchor distT="0" distB="0" distL="114300" distR="114300" simplePos="0" relativeHeight="251665408" behindDoc="0" locked="0" layoutInCell="1" allowOverlap="1" wp14:anchorId="4034B235" wp14:editId="5DC8DF9E">
                   <wp:simplePos x="0" y="0"/>
                   <wp:positionH relativeFrom="column">
-                    <wp:posOffset>668655</wp:posOffset>
+                    <wp:posOffset>830580</wp:posOffset>
                   </wp:positionH>
                   <wp:positionV relativeFrom="paragraph">
-                    <wp:posOffset>163195</wp:posOffset>
+                    <wp:posOffset>101600</wp:posOffset>
                   </wp:positionV>
-                  <wp:extent cx="1877695" cy="1456055"/>
-                  <wp:effectExtent l="0" t="0" r="8255" b="0"/>
-                  <wp:wrapTopAndBottom/>
-                  <wp:docPr id="1714195526" name="Picture 9"/>
+                  <wp:extent cx="1318456" cy="1590040"/>
+                  <wp:effectExtent l="0" t="0" r="0" b="0"/>
+                  <wp:wrapNone/>
+                  <wp:docPr id="1357649645" name="Picture 10"/>
                   <wp:cNvGraphicFramePr>
                     <a:graphicFrameLocks xmlns:a="http://schemas.openxmlformats.org/drawingml/2006/main" noChangeAspect="1"/>
                   </wp:cNvGraphicFramePr>
@@ -1861,7 +2110,7 @@
                     <a:graphicData uri="http://schemas.openxmlformats.org/drawingml/2006/picture">
                       <pic:pic xmlns:pic="http://schemas.openxmlformats.org/drawingml/2006/picture">
                         <pic:nvPicPr>
-                          <pic:cNvPr id="1714195526" name="Picture 9"/>
+                          <pic:cNvPr id="1357649645" name="Picture 10"/>
                           <pic:cNvPicPr>
                             <a:picLocks noChangeAspect="1" noChangeArrowheads="1"/>
                           </pic:cNvPicPr>
@@ -1881,7 +2130,7 @@
                         <pic:spPr bwMode="auto">
                           <a:xfrm>
                             <a:off x="0" y="0"/>
-                            <a:ext cx="1877695" cy="1456055"/>
+                            <a:ext cx="1318456" cy="1590040"/>
                           </a:xfrm>
                           <a:prstGeom prst="rect">
                             <a:avLst/>
@@ -2025,6 +2274,7 @@
         </w:rPr>
         <w:t xml:space="preserve">: State whether </w:t>
       </w:r>
+      <w:proofErr w:type="gramStart"/>
       <w:r>
         <w:rPr>
           <w:rFonts w:ascii="Lucida Bright" w:hAnsi="Lucida Bright"/>
@@ -2047,6 +2297,7 @@
         </w:rPr>
         <w:t>True</w:t>
       </w:r>
+      <w:proofErr w:type="gramEnd"/>
       <w:r>
         <w:rPr>
           <w:rFonts w:ascii="Lucida Bright" w:hAnsi="Lucida Bright"/>
@@ -2069,6 +2320,7 @@
         </w:rPr>
         <w:t xml:space="preserve"> or </w:t>
       </w:r>
+      <w:proofErr w:type="gramStart"/>
       <w:r>
         <w:rPr>
           <w:rFonts w:ascii="Lucida Bright" w:hAnsi="Lucida Bright"/>
@@ -2091,6 +2343,7 @@
         </w:rPr>
         <w:t>False</w:t>
       </w:r>
+      <w:proofErr w:type="gramEnd"/>
       <w:r>
         <w:rPr>
           <w:rFonts w:ascii="Lucida Bright" w:hAnsi="Lucida Bright"/>
@@ -3749,6 +4002,7 @@
   <w:style w:type="character" w:default="1" w:styleId="DefaultParagraphFont">
     <w:name w:val="Default Paragraph Font"/>
     <w:uiPriority w:val="1"/>
+    <w:semiHidden/>
     <w:unhideWhenUsed/>
   </w:style>
   <w:style w:type="table" w:default="1" w:styleId="TableNormal">

--- a/0-all/1-2025-2026/2-second-semester/2-G-2/6-week-6/5-Quiz/Computer Midterm Exam G2.docx
+++ b/0-all/1-2025-2026/2-second-semester/2-G-2/6-week-6/5-Quiz/Computer Midterm Exam G2.docx
@@ -137,7 +137,6 @@
                 <w:rtl/>
               </w:rPr>
             </w:pPr>
-            <w:proofErr w:type="spellStart"/>
             <w:r>
               <w:rPr>
                 <w:rFonts w:asciiTheme="majorBidi" w:hAnsiTheme="majorBidi" w:cstheme="majorBidi"/>
@@ -147,9 +146,8 @@
                 <w:szCs w:val="20"/>
                 <w:lang w:val="en"/>
               </w:rPr>
-              <w:t>Tarbeat</w:t>
-            </w:r>
-            <w:proofErr w:type="spellEnd"/>
+              <w:t>Tarbeat Al-Aj</w:t>
+            </w:r>
             <w:r>
               <w:rPr>
                 <w:rFonts w:asciiTheme="majorBidi" w:hAnsiTheme="majorBidi" w:cstheme="majorBidi"/>
@@ -157,22 +155,9 @@
                 <w:bCs/>
                 <w:sz w:val="20"/>
                 <w:szCs w:val="20"/>
-                <w:lang w:val="en"/>
-              </w:rPr>
-              <w:t xml:space="preserve"> Al-Aj</w:t>
-            </w:r>
-            <w:proofErr w:type="spellStart"/>
-            <w:r>
-              <w:rPr>
-                <w:rFonts w:asciiTheme="majorBidi" w:hAnsiTheme="majorBidi" w:cstheme="majorBidi"/>
-                <w:b/>
-                <w:bCs/>
-                <w:sz w:val="20"/>
-                <w:szCs w:val="20"/>
               </w:rPr>
               <w:t>i</w:t>
             </w:r>
-            <w:proofErr w:type="spellEnd"/>
             <w:r>
               <w:rPr>
                 <w:rFonts w:asciiTheme="majorBidi" w:hAnsiTheme="majorBidi" w:cstheme="majorBidi"/>
@@ -306,27 +291,7 @@
                 <w:bCs/>
                 <w:color w:val="A6A6A6" w:themeColor="background1" w:themeShade="A6"/>
               </w:rPr>
-              <w:t>……/………</w:t>
-            </w:r>
-            <w:proofErr w:type="gramStart"/>
-            <w:r>
-              <w:rPr>
-                <w:rFonts w:cs="AL-Mohanad"/>
-                <w:b/>
-                <w:bCs/>
-                <w:color w:val="A6A6A6" w:themeColor="background1" w:themeShade="A6"/>
-              </w:rPr>
-              <w:t>/..</w:t>
-            </w:r>
-            <w:proofErr w:type="gramEnd"/>
-            <w:r>
-              <w:rPr>
-                <w:rFonts w:cs="AL-Mohanad"/>
-                <w:b/>
-                <w:bCs/>
-                <w:color w:val="A6A6A6" w:themeColor="background1" w:themeShade="A6"/>
-              </w:rPr>
-              <w:t>………</w:t>
+              <w:t>……/………/..………</w:t>
             </w:r>
           </w:p>
           <w:p>
@@ -646,7 +611,6 @@
               </w:rPr>
               <w:t xml:space="preserve">             Mid Term exam    2</w:t>
             </w:r>
-            <w:proofErr w:type="gramStart"/>
             <w:r>
               <w:rPr>
                 <w:rFonts w:cs="AL-Mohanad"/>
@@ -676,18 +640,7 @@
                 <w:sz w:val="32"/>
                 <w:szCs w:val="34"/>
               </w:rPr>
-              <w:t xml:space="preserve"> Semester</w:t>
-            </w:r>
-            <w:proofErr w:type="gramEnd"/>
-            <w:r>
-              <w:rPr>
-                <w:rFonts w:cs="AL-Mohanad"/>
-                <w:b/>
-                <w:bCs/>
-                <w:sz w:val="32"/>
-                <w:szCs w:val="34"/>
-              </w:rPr>
-              <w:t xml:space="preserve">          2</w:t>
+              <w:t xml:space="preserve"> Semester          2</w:t>
             </w:r>
             <w:r>
               <w:rPr>
@@ -1626,81 +1579,8 @@
                 <w:sz w:val="36"/>
                 <w:szCs w:val="36"/>
               </w:rPr>
-              <mc:AlternateContent>
-                <mc:Choice Requires="wps">
-                  <w:drawing>
-                    <wp:anchor distT="0" distB="0" distL="114300" distR="114300" simplePos="0" relativeHeight="251669504" behindDoc="0" locked="0" layoutInCell="1" allowOverlap="1" wp14:anchorId="70E2A277" wp14:editId="0368355F">
-                      <wp:simplePos x="0" y="0"/>
-                      <wp:positionH relativeFrom="column">
-                        <wp:posOffset>2452369</wp:posOffset>
-                      </wp:positionH>
-                      <wp:positionV relativeFrom="paragraph">
-                        <wp:posOffset>974090</wp:posOffset>
-                      </wp:positionV>
-                      <wp:extent cx="1190625" cy="0"/>
-                      <wp:effectExtent l="0" t="76200" r="9525" b="95250"/>
-                      <wp:wrapNone/>
-                      <wp:docPr id="1274403334" name="Straight Arrow Connector 4"/>
-                      <wp:cNvGraphicFramePr/>
-                      <a:graphic xmlns:a="http://schemas.openxmlformats.org/drawingml/2006/main">
-                        <a:graphicData uri="http://schemas.microsoft.com/office/word/2010/wordprocessingShape">
-                          <wps:wsp>
-                            <wps:cNvCnPr/>
-                            <wps:spPr>
-                              <a:xfrm>
-                                <a:off x="0" y="0"/>
-                                <a:ext cx="1190625" cy="0"/>
-                              </a:xfrm>
-                              <a:prstGeom prst="straightConnector1">
-                                <a:avLst/>
-                              </a:prstGeom>
-                              <a:ln>
-                                <a:tailEnd type="triangle"/>
-                              </a:ln>
-                            </wps:spPr>
-                            <wps:style>
-                              <a:lnRef idx="3">
-                                <a:schemeClr val="dk1"/>
-                              </a:lnRef>
-                              <a:fillRef idx="0">
-                                <a:schemeClr val="dk1"/>
-                              </a:fillRef>
-                              <a:effectRef idx="2">
-                                <a:schemeClr val="dk1"/>
-                              </a:effectRef>
-                              <a:fontRef idx="minor">
-                                <a:schemeClr val="tx1"/>
-                              </a:fontRef>
-                            </wps:style>
-                            <wps:bodyPr/>
-                          </wps:wsp>
-                        </a:graphicData>
-                      </a:graphic>
-                    </wp:anchor>
-                  </w:drawing>
-                </mc:Choice>
-                <mc:Fallback>
-                  <w:pict>
-                    <v:shapetype w14:anchorId="200BADB3" id="_x0000_t32" coordsize="21600,21600" o:spt="32" o:oned="t" path="m,l21600,21600e" filled="f">
-                      <v:path arrowok="t" fillok="f" o:connecttype="none"/>
-                      <o:lock v:ext="edit" shapetype="t"/>
-                    </v:shapetype>
-                    <v:shape id="Straight Arrow Connector 4" o:spid="_x0000_s1026" type="#_x0000_t32" style="position:absolute;margin-left:193.1pt;margin-top:76.7pt;width:93.75pt;height:0;z-index:251669504;visibility:visible;mso-wrap-style:square;mso-wrap-distance-left:9pt;mso-wrap-distance-top:0;mso-wrap-distance-right:9pt;mso-wrap-distance-bottom:0;mso-position-horizontal:absolute;mso-position-horizontal-relative:text;mso-position-vertical:absolute;mso-position-vertical-relative:text" o:gfxdata="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" strokecolor="black [3200]" strokeweight="1.5pt">
-                      <v:stroke endarrow="block" joinstyle="miter"/>
-                    </v:shape>
-                  </w:pict>
-                </mc:Fallback>
-              </mc:AlternateContent>
-            </w:r>
-            <w:r>
-              <w:rPr>
-                <w:rFonts w:ascii="Lucida Bright" w:hAnsi="Lucida Bright"/>
-                <w:noProof/>
-                <w:sz w:val="36"/>
-                <w:szCs w:val="36"/>
-              </w:rPr>
               <w:drawing>
-                <wp:anchor distT="0" distB="0" distL="114300" distR="114300" simplePos="0" relativeHeight="251664384" behindDoc="0" locked="0" layoutInCell="1" allowOverlap="1" wp14:anchorId="5C2F4369" wp14:editId="49476EB1">
+                <wp:anchor distT="0" distB="0" distL="114300" distR="114300" simplePos="0" relativeHeight="251664384" behindDoc="0" locked="0" layoutInCell="1" allowOverlap="1" wp14:anchorId="5C2F4369" wp14:editId="0989CA62">
                   <wp:simplePos x="0" y="0"/>
                   <wp:positionH relativeFrom="column">
                     <wp:posOffset>608330</wp:posOffset>
@@ -1818,152 +1698,8 @@
                 <w:sz w:val="36"/>
                 <w:szCs w:val="36"/>
               </w:rPr>
-              <mc:AlternateContent>
-                <mc:Choice Requires="wps">
-                  <w:drawing>
-                    <wp:anchor distT="0" distB="0" distL="114300" distR="114300" simplePos="0" relativeHeight="251670528" behindDoc="0" locked="0" layoutInCell="1" allowOverlap="1" wp14:anchorId="598670CB" wp14:editId="16A9F5A3">
-                      <wp:simplePos x="0" y="0"/>
-                      <wp:positionH relativeFrom="column">
-                        <wp:posOffset>2585720</wp:posOffset>
-                      </wp:positionH>
-                      <wp:positionV relativeFrom="paragraph">
-                        <wp:posOffset>1480820</wp:posOffset>
-                      </wp:positionV>
-                      <wp:extent cx="1238250" cy="1419225"/>
-                      <wp:effectExtent l="0" t="0" r="76200" b="47625"/>
-                      <wp:wrapNone/>
-                      <wp:docPr id="1502602928" name="Straight Arrow Connector 5"/>
-                      <wp:cNvGraphicFramePr/>
-                      <a:graphic xmlns:a="http://schemas.openxmlformats.org/drawingml/2006/main">
-                        <a:graphicData uri="http://schemas.microsoft.com/office/word/2010/wordprocessingShape">
-                          <wps:wsp>
-                            <wps:cNvCnPr/>
-                            <wps:spPr>
-                              <a:xfrm>
-                                <a:off x="0" y="0"/>
-                                <a:ext cx="1238250" cy="1419225"/>
-                              </a:xfrm>
-                              <a:prstGeom prst="straightConnector1">
-                                <a:avLst/>
-                              </a:prstGeom>
-                              <a:ln>
-                                <a:tailEnd type="triangle"/>
-                              </a:ln>
-                            </wps:spPr>
-                            <wps:style>
-                              <a:lnRef idx="3">
-                                <a:schemeClr val="accent1"/>
-                              </a:lnRef>
-                              <a:fillRef idx="0">
-                                <a:schemeClr val="accent1"/>
-                              </a:fillRef>
-                              <a:effectRef idx="2">
-                                <a:schemeClr val="accent1"/>
-                              </a:effectRef>
-                              <a:fontRef idx="minor">
-                                <a:schemeClr val="tx1"/>
-                              </a:fontRef>
-                            </wps:style>
-                            <wps:bodyPr/>
-                          </wps:wsp>
-                        </a:graphicData>
-                      </a:graphic>
-                      <wp14:sizeRelH relativeFrom="margin">
-                        <wp14:pctWidth>0</wp14:pctWidth>
-                      </wp14:sizeRelH>
-                      <wp14:sizeRelV relativeFrom="margin">
-                        <wp14:pctHeight>0</wp14:pctHeight>
-                      </wp14:sizeRelV>
-                    </wp:anchor>
-                  </w:drawing>
-                </mc:Choice>
-                <mc:Fallback>
-                  <w:pict>
-                    <v:shape w14:anchorId="38F6A9D3" id="Straight Arrow Connector 5" o:spid="_x0000_s1026" type="#_x0000_t32" style="position:absolute;margin-left:203.6pt;margin-top:116.6pt;width:97.5pt;height:111.75pt;z-index:251670528;visibility:visible;mso-wrap-style:square;mso-width-percent:0;mso-height-percent:0;mso-wrap-distance-left:9pt;mso-wrap-distance-top:0;mso-wrap-distance-right:9pt;mso-wrap-distance-bottom:0;mso-position-horizontal:absolute;mso-position-horizontal-relative:text;mso-position-vertical:absolute;mso-position-vertical-relative:text;mso-width-percent:0;mso-height-percent:0;mso-width-relative:margin;mso-height-relative:margin" o:gfxdata="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" strokecolor="#5b9bd5 [3204]" strokeweight="1.5pt">
-                      <v:stroke endarrow="block" joinstyle="miter"/>
-                    </v:shape>
-                  </w:pict>
-                </mc:Fallback>
-              </mc:AlternateContent>
-            </w:r>
-            <w:r>
-              <w:rPr>
-                <w:rFonts w:ascii="Lucida Bright" w:hAnsi="Lucida Bright"/>
-                <w:noProof/>
-                <w:sz w:val="36"/>
-                <w:szCs w:val="36"/>
-              </w:rPr>
-              <mc:AlternateContent>
-                <mc:Choice Requires="wps">
-                  <w:drawing>
-                    <wp:anchor distT="0" distB="0" distL="114300" distR="114300" simplePos="0" relativeHeight="251671552" behindDoc="0" locked="0" layoutInCell="1" allowOverlap="1" wp14:anchorId="2A3F5081" wp14:editId="52557123">
-                      <wp:simplePos x="0" y="0"/>
-                      <wp:positionH relativeFrom="column">
-                        <wp:posOffset>2195194</wp:posOffset>
-                      </wp:positionH>
-                      <wp:positionV relativeFrom="paragraph">
-                        <wp:posOffset>1023620</wp:posOffset>
-                      </wp:positionV>
-                      <wp:extent cx="1990725" cy="1790700"/>
-                      <wp:effectExtent l="0" t="38100" r="47625" b="19050"/>
-                      <wp:wrapNone/>
-                      <wp:docPr id="807025613" name="Straight Arrow Connector 6"/>
-                      <wp:cNvGraphicFramePr/>
-                      <a:graphic xmlns:a="http://schemas.openxmlformats.org/drawingml/2006/main">
-                        <a:graphicData uri="http://schemas.microsoft.com/office/word/2010/wordprocessingShape">
-                          <wps:wsp>
-                            <wps:cNvCnPr/>
-                            <wps:spPr>
-                              <a:xfrm flipV="1">
-                                <a:off x="0" y="0"/>
-                                <a:ext cx="1990725" cy="1790700"/>
-                              </a:xfrm>
-                              <a:prstGeom prst="straightConnector1">
-                                <a:avLst/>
-                              </a:prstGeom>
-                              <a:ln>
-                                <a:tailEnd type="triangle"/>
-                              </a:ln>
-                            </wps:spPr>
-                            <wps:style>
-                              <a:lnRef idx="3">
-                                <a:schemeClr val="accent2"/>
-                              </a:lnRef>
-                              <a:fillRef idx="0">
-                                <a:schemeClr val="accent2"/>
-                              </a:fillRef>
-                              <a:effectRef idx="2">
-                                <a:schemeClr val="accent2"/>
-                              </a:effectRef>
-                              <a:fontRef idx="minor">
-                                <a:schemeClr val="tx1"/>
-                              </a:fontRef>
-                            </wps:style>
-                            <wps:bodyPr/>
-                          </wps:wsp>
-                        </a:graphicData>
-                      </a:graphic>
-                    </wp:anchor>
-                  </w:drawing>
-                </mc:Choice>
-                <mc:Fallback>
-                  <w:pict>
-                    <v:shape w14:anchorId="02D55508" id="Straight Arrow Connector 6" o:spid="_x0000_s1026" type="#_x0000_t32" style="position:absolute;margin-left:172.85pt;margin-top:80.6pt;width:156.75pt;height:141pt;flip:y;z-index:251671552;visibility:visible;mso-wrap-style:square;mso-wrap-distance-left:9pt;mso-wrap-distance-top:0;mso-wrap-distance-right:9pt;mso-wrap-distance-bottom:0;mso-position-horizontal:absolute;mso-position-horizontal-relative:text;mso-position-vertical:absolute;mso-position-vertical-relative:text" o:gfxdata="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" strokecolor="#ed7d31 [3205]" strokeweight="1.5pt">
-                      <v:stroke endarrow="block" joinstyle="miter"/>
-                    </v:shape>
-                  </w:pict>
-                </mc:Fallback>
-              </mc:AlternateContent>
-            </w:r>
-            <w:r>
-              <w:rPr>
-                <w:rFonts w:ascii="Lucida Bright" w:hAnsi="Lucida Bright"/>
-                <w:noProof/>
-                <w:sz w:val="36"/>
-                <w:szCs w:val="36"/>
-              </w:rPr>
               <w:drawing>
-                <wp:anchor distT="0" distB="0" distL="114300" distR="114300" simplePos="0" relativeHeight="251663360" behindDoc="0" locked="0" layoutInCell="1" allowOverlap="1" wp14:anchorId="24ACC0DC" wp14:editId="19A1BF16">
+                <wp:anchor distT="0" distB="0" distL="114300" distR="114300" simplePos="0" relativeHeight="251663360" behindDoc="0" locked="0" layoutInCell="1" allowOverlap="1" wp14:anchorId="24ACC0DC" wp14:editId="161644AB">
                   <wp:simplePos x="0" y="0"/>
                   <wp:positionH relativeFrom="column">
                     <wp:posOffset>-65405</wp:posOffset>
@@ -2274,7 +2010,6 @@
         </w:rPr>
         <w:t xml:space="preserve">: State whether </w:t>
       </w:r>
-      <w:proofErr w:type="gramStart"/>
       <w:r>
         <w:rPr>
           <w:rFonts w:ascii="Lucida Bright" w:hAnsi="Lucida Bright"/>
@@ -2297,7 +2032,6 @@
         </w:rPr>
         <w:t>True</w:t>
       </w:r>
-      <w:proofErr w:type="gramEnd"/>
       <w:r>
         <w:rPr>
           <w:rFonts w:ascii="Lucida Bright" w:hAnsi="Lucida Bright"/>
@@ -2320,7 +2054,6 @@
         </w:rPr>
         <w:t xml:space="preserve"> or </w:t>
       </w:r>
-      <w:proofErr w:type="gramStart"/>
       <w:r>
         <w:rPr>
           <w:rFonts w:ascii="Lucida Bright" w:hAnsi="Lucida Bright"/>
@@ -2343,7 +2076,6 @@
         </w:rPr>
         <w:t>False</w:t>
       </w:r>
-      <w:proofErr w:type="gramEnd"/>
       <w:r>
         <w:rPr>
           <w:rFonts w:ascii="Lucida Bright" w:hAnsi="Lucida Bright"/>
